--- a/word_reports/LP_0232_위치_285_Mariah Carey_MTV Unplugge.docx
+++ b/word_reports/LP_0232_위치_285_Mariah Carey_MTV Unplugge.docx
@@ -4,7 +4,7 @@
   <w:body>
     <w:p>
       <w:pPr>
-        <w:spacing w:after="280"/>
+        <w:spacing w:after="80"/>
       </w:pPr>
       <w:r>
         <w:rPr w:rFonts="맑은 고딕">
@@ -13,94 +13,47 @@
           <w:color w:val="1E3A8A"/>
           <w:sz w:val="30"/>
         </w:rPr>
-        <w:t>[285] Mariah Carey - MTV Unplugged</w:t>
+        <w:t>Mariah Carey (머라이어 캐리) - MTV Unplugged</w:t>
       </w:r>
     </w:p>
     <w:p>
       <w:pPr>
-        <w:spacing w:after="320"/>
+        <w:spacing w:after="240"/>
       </w:pPr>
       <w:r>
         <w:rPr w:rFonts="맑은 고딕">
           <w:rFonts w:ascii="맑은 고딕" w:hAnsi="맑은 고딕" w:eastAsia="맑은 고딕"/>
           <w:b/>
-          <w:sz w:val="20"/>
+          <w:color w:val="4B5563"/>
+          <w:sz w:val="22"/>
         </w:rPr>
-        <w:t>■ 위치 : 285</w:t>
-        <w:br/>
-      </w:r>
-      <w:r>
-        <w:rPr w:rFonts="맑은 고딕">
-          <w:rFonts w:ascii="맑은 고딕" w:hAnsi="맑은 고딕" w:eastAsia="맑은 고딕"/>
-          <w:b/>
-          <w:sz w:val="20"/>
-        </w:rPr>
-        <w:t>■ 아티스트 : Mariah Carey</w:t>
-        <w:br/>
-      </w:r>
-      <w:r>
-        <w:rPr w:rFonts="맑은 고딕">
-          <w:rFonts w:ascii="맑은 고딕" w:hAnsi="맑은 고딕" w:eastAsia="맑은 고딕"/>
-          <w:b/>
-          <w:sz w:val="20"/>
-        </w:rPr>
-        <w:t>■ 앨범명 : MTV Unplugged</w:t>
-        <w:br/>
-      </w:r>
-      <w:r>
-        <w:rPr w:rFonts="맑은 고딕">
-          <w:rFonts w:ascii="맑은 고딕" w:hAnsi="맑은 고딕" w:eastAsia="맑은 고딕"/>
-          <w:b w:val="0"/>
-          <w:sz w:val="20"/>
-        </w:rPr>
-        <w:t>■ 음반 레이블 : Columbia Records</w:t>
-        <w:br/>
-      </w:r>
-      <w:r>
-        <w:rPr w:rFonts="맑은 고딕">
-          <w:rFonts w:ascii="맑은 고딕" w:hAnsi="맑은 고딕" w:eastAsia="맑은 고딕"/>
-          <w:b w:val="0"/>
-          <w:sz w:val="20"/>
-        </w:rPr>
-        <w:t>■ 발매년도 : 1992</w:t>
-        <w:br/>
-      </w:r>
-      <w:r>
-        <w:rPr w:rFonts="맑은 고딕">
-          <w:rFonts w:ascii="맑은 고딕" w:hAnsi="맑은 고딕" w:eastAsia="맑은 고딕"/>
-          <w:b w:val="0"/>
-          <w:sz w:val="20"/>
-        </w:rPr>
-        <w:t>■ 장르 : 팝, R&amp;B, 어쿠스틱 팝, 소울</w:t>
-        <w:br/>
-      </w:r>
-      <w:r>
-        <w:rPr w:rFonts="맑은 고딕">
-          <w:rFonts w:ascii="맑은 고딕" w:hAnsi="맑은 고딕" w:eastAsia="맑은 고딕"/>
-          <w:b w:val="0"/>
-          <w:sz w:val="20"/>
-        </w:rPr>
-        <w:t>■ 주요 수록곡 : - Emotions</w:t>
-        <w:br/>
+        <w:t>위치 :  285</w:t>
       </w:r>
     </w:p>
     <w:p>
       <w:pPr>
-        <w:spacing w:after="160"/>
+        <w:spacing w:line="324" w:lineRule="auto" w:before="80" w:after="160"/>
       </w:pPr>
       <w:r>
         <w:rPr w:rFonts="맑은 고딕">
           <w:rFonts w:ascii="맑은 고딕" w:hAnsi="맑은 고딕" w:eastAsia="맑은 고딕"/>
           <w:b/>
           <w:color w:val="1F2937"/>
-          <w:sz w:val="24"/>
+          <w:sz w:val="22"/>
         </w:rPr>
-        <w:t>■ 음반 해설 및 감상 가이드</w:t>
+        <w:t xml:space="preserve">[음반 소개] </w:t>
+      </w:r>
+      <w:r>
+        <w:rPr w:rFonts="맑은 고딕">
+          <w:rFonts w:ascii="맑은 고딕" w:hAnsi="맑은 고딕" w:eastAsia="맑은 고딕"/>
+          <w:b w:val="0"/>
+          <w:sz w:val="21"/>
+        </w:rPr>
       </w:r>
     </w:p>
     <w:p>
       <w:pPr>
-        <w:spacing w:line="312" w:lineRule="auto" w:after="120"/>
+        <w:spacing w:line="324" w:lineRule="auto" w:after="120"/>
       </w:pPr>
       <w:r>
         <w:rPr w:rFonts="맑은 고딕">
@@ -108,51 +61,516 @@
           <w:b w:val="0"/>
           <w:sz w:val="21"/>
         </w:rPr>
-        <w:t>1990년 데뷔와 동시에 전 세계 음악계를 사로잡은 머라이어 캐리(Mariah Carey)는 경이로운 음역대와 완벽한 가창력으로 단숨에 슈퍼스타의 반열에 올랐습니다. 그러나 당시 활발한 라이브 투어를 진행하지 않았던 탓에 일각에서는 그녀의 완벽한 목소리가 스튜디오 녹음 기술의 산물일지도 모른다는 억측이 제기되기도 했습니다. 1992년 3월, 뉴욕 카우프만 아스토리아 스튜디오에서 진행된 MTV 언플러그드 공연은 이러한 의구심을 단번에 불식시키며, 그녀가 시대의 진정한 '보컬 여신'임을 음악 역사에 각인시킨 라이브 무대였습니다.</w:t>
+        <w:t>1990년대 초, 화려한 스튜디오 세션 뒤에 가려진 기획 상품이라는 세간의 편견을 단 한 번의 숨결과 경이로운 음역으로 잠재운 음악사의 찬란한 증언입니다. 인위적인 전자음을 걷어내고 오직 어쿠스틱 악기와 인간의 목소리만으로 무대를 가득 채운 이 실황은, 머라이어 캐리가 단순한 팝스타를 넘어 불멸의 마에스트로임을 전 세계에 각인시킨 결정적 순간이었습니다. 바이닐의 소리골을 타고 흐르는 그녀의 미세한 떨림과 깊은 호흡은 세월이 흘러도 퇴색되지 않는 아날로그의 숭고한 미학을 오롯이 품고 있습니다.</w:t>
       </w:r>
     </w:p>
     <w:p>
       <w:pPr>
-        <w:spacing w:line="312" w:lineRule="auto" w:after="120"/>
+        <w:spacing w:line="324" w:lineRule="auto" w:before="200" w:after="80"/>
       </w:pPr>
+      <w:r>
+        <w:rPr w:rFonts="맑은 고딕">
+          <w:rFonts w:ascii="맑은 고딕" w:hAnsi="맑은 고딕" w:eastAsia="맑은 고딕"/>
+          <w:b/>
+          <w:color w:val="1E3A8A"/>
+          <w:sz w:val="24"/>
+        </w:rPr>
+        <w:t>1. 음반 데이터</w:t>
+      </w:r>
+    </w:p>
+    <w:p>
+      <w:pPr>
+        <w:spacing w:line="324" w:lineRule="auto" w:after="80"/>
+      </w:pPr>
+      <w:r>
+        <w:rPr w:rFonts="맑은 고딕">
+          <w:rFonts w:ascii="맑은 고딕" w:hAnsi="맑은 고딕" w:eastAsia="맑은 고딕"/>
+          <w:b w:val="0"/>
+          <w:color w:val="6B7280"/>
+          <w:sz w:val="21"/>
+        </w:rPr>
+        <w:t xml:space="preserve">· </w:t>
+      </w:r>
+      <w:r>
+        <w:rPr w:rFonts="맑은 고딕">
+          <w:rFonts w:ascii="맑은 고딕" w:hAnsi="맑은 고딕" w:eastAsia="맑은 고딕"/>
+          <w:b/>
+          <w:color w:val="1F2937"/>
+          <w:sz w:val="21"/>
+        </w:rPr>
+        <w:t xml:space="preserve">앨범명: </w:t>
+      </w:r>
       <w:r>
         <w:rPr w:rFonts="맑은 고딕">
           <w:rFonts w:ascii="맑은 고딕" w:hAnsi="맑은 고딕" w:eastAsia="맑은 고딕"/>
           <w:b w:val="0"/>
           <w:sz w:val="21"/>
         </w:rPr>
-        <w:t>본 음반은 화려한 신디사이저와 전자 음향을 배제하고 오직 어쿠스틱 악기 연주와 라이브 보컬의 순수한 힘에 집중합니다. 머라이어 캐리는 자신의 전매특허인 '휘슬 리지스터(Whistle Register)'를 비롯하여, 스튜디오 음원을 뛰어넘는 압도적인 성량과 정교한 보컬 테크닉을 완벽한 라이브로 구현해 냈습니다. 'Vision of Love'에서 선보인 절제된 감정선과 'Emotions'의 초고음역대를 넘나드는 화려한 가창은 디바로서의 압도적인 존재감을 여실히 드러냅니다.</w:t>
+        <w:t>MTV Unplugged</w:t>
       </w:r>
     </w:p>
     <w:p>
       <w:pPr>
-        <w:spacing w:line="312" w:lineRule="auto" w:after="120"/>
+        <w:spacing w:line="324" w:lineRule="auto" w:after="80"/>
       </w:pPr>
+      <w:r>
+        <w:rPr w:rFonts="맑은 고딕">
+          <w:rFonts w:ascii="맑은 고딕" w:hAnsi="맑은 고딕" w:eastAsia="맑은 고딕"/>
+          <w:b w:val="0"/>
+          <w:color w:val="6B7280"/>
+          <w:sz w:val="21"/>
+        </w:rPr>
+        <w:t xml:space="preserve">· </w:t>
+      </w:r>
+      <w:r>
+        <w:rPr w:rFonts="맑은 고딕">
+          <w:rFonts w:ascii="맑은 고딕" w:hAnsi="맑은 고딕" w:eastAsia="맑은 고딕"/>
+          <w:b/>
+          <w:color w:val="1F2937"/>
+          <w:sz w:val="21"/>
+        </w:rPr>
+        <w:t xml:space="preserve">아티스트: </w:t>
+      </w:r>
       <w:r>
         <w:rPr w:rFonts="맑은 고딕">
           <w:rFonts w:ascii="맑은 고딕" w:hAnsi="맑은 고딕" w:eastAsia="맑은 고딕"/>
           <w:b w:val="0"/>
           <w:sz w:val="21"/>
         </w:rPr>
-        <w:t>특히 이 앨범의 최고 하이라이트는 잭슨 파이브(Jackson 5)의 명곡을 재해석하여 코러스 가수 트레이 로렌즈(Trey Lorenz)와 환상의 호흡을 맞춘 'I'll Be There'입니다. 즉흥적으로 세트리스트에 추가되었던 이 곡은 발매 후 빌보드 핫 100 차트 1위를 차지하며, 라이브 음원으로는 이례적인 대성공을 거두었습니다. 또한, 전설적인 싱어송라이터 캐롤 킹(Carole King)과 공동 작업한 'If It's Over'에서는 웅장한 호른 섹션과 어우러지는 농밀한 소울 감성을 선보이며 풍부한 음악적 스펙트럼을 증명했습니다.</w:t>
+        <w:t>Mariah Carey (머라이어 캐리)</w:t>
       </w:r>
     </w:p>
     <w:p>
       <w:pPr>
-        <w:spacing w:line="312" w:lineRule="auto" w:after="120"/>
+        <w:spacing w:line="324" w:lineRule="auto" w:after="80"/>
       </w:pPr>
+      <w:r>
+        <w:rPr w:rFonts="맑은 고딕">
+          <w:rFonts w:ascii="맑은 고딕" w:hAnsi="맑은 고딕" w:eastAsia="맑은 고딕"/>
+          <w:b w:val="0"/>
+          <w:color w:val="6B7280"/>
+          <w:sz w:val="21"/>
+        </w:rPr>
+        <w:t xml:space="preserve">· </w:t>
+      </w:r>
+      <w:r>
+        <w:rPr w:rFonts="맑은 고딕">
+          <w:rFonts w:ascii="맑은 고딕" w:hAnsi="맑은 고딕" w:eastAsia="맑은 고딕"/>
+          <w:b/>
+          <w:color w:val="1F2937"/>
+          <w:sz w:val="21"/>
+        </w:rPr>
+        <w:t xml:space="preserve">발매 정보: </w:t>
+      </w:r>
       <w:r>
         <w:rPr w:rFonts="맑은 고딕">
           <w:rFonts w:ascii="맑은 고딕" w:hAnsi="맑은 고딕" w:eastAsia="맑은 고딕"/>
           <w:b w:val="0"/>
           <w:sz w:val="21"/>
         </w:rPr>
-        <w:t>머라이어 캐리의 《MTV Unplugged》는 단순한 라이브 음반을 넘어, 90년대 대중음악사에 굵직한 족적을 남긴 명반입니다. LP의 따뜻하고 풍부한 아날로그 사운드로 본 음반을 감상하면, 관객의 숨소리와 무대의 울림, 그리고 20대 초반 머라이어 캐리가 내뿜는 가장 찬란하고 순수한 보컬 에너지를 현장감 있게 체감할 수 있습니다.</w:t>
+        <w:t>1992년 6월 2일 발매된 라이브 EP 앨범으로, 뉴욕 퀸스의 카우프만 아스토리아 스튜디오에서 녹음된 MTV의 대표적인 어쿠스틱 공연 실황을 품격 있게 담아낸 명반입니다.</w:t>
+      </w:r>
+    </w:p>
+    <w:p>
+      <w:pPr>
+        <w:spacing w:line="324" w:lineRule="auto" w:after="80"/>
+      </w:pPr>
+      <w:r>
+        <w:rPr w:rFonts="맑은 고딕">
+          <w:rFonts w:ascii="맑은 고딕" w:hAnsi="맑은 고딕" w:eastAsia="맑은 고딕"/>
+          <w:b w:val="0"/>
+          <w:color w:val="6B7280"/>
+          <w:sz w:val="21"/>
+        </w:rPr>
+        <w:t xml:space="preserve">· </w:t>
+      </w:r>
+      <w:r>
+        <w:rPr w:rFonts="맑은 고딕">
+          <w:rFonts w:ascii="맑은 고딕" w:hAnsi="맑은 고딕" w:eastAsia="맑은 고딕"/>
+          <w:b/>
+          <w:color w:val="1F2937"/>
+          <w:sz w:val="21"/>
+        </w:rPr>
+        <w:t xml:space="preserve">LP 인기도(판매량): </w:t>
+      </w:r>
+      <w:r>
+        <w:rPr w:rFonts="맑은 고딕">
+          <w:rFonts w:ascii="맑은 고딕" w:hAnsi="맑은 고딕" w:eastAsia="맑은 고딕"/>
+          <w:b w:val="0"/>
+          <w:sz w:val="21"/>
+        </w:rPr>
+        <w:t>발매 직후 빌보드 200 앨범 차트 3위까지 치솟았으며, 미국 내에서만 400만 장(4× Platinum) 이상, 전 세계적으로 700만 장 이상의 경이적인 판매고를 기록하며 라이브 EP로는 이례적인 대성공을 거두었습니다.</w:t>
+      </w:r>
+    </w:p>
+    <w:p>
+      <w:pPr>
+        <w:spacing w:line="324" w:lineRule="auto" w:after="80"/>
+      </w:pPr>
+      <w:r>
+        <w:rPr w:rFonts="맑은 고딕">
+          <w:rFonts w:ascii="맑은 고딕" w:hAnsi="맑은 고딕" w:eastAsia="맑은 고딕"/>
+          <w:b w:val="0"/>
+          <w:color w:val="6B7280"/>
+          <w:sz w:val="21"/>
+        </w:rPr>
+        <w:t xml:space="preserve">· </w:t>
+      </w:r>
+      <w:r>
+        <w:rPr w:rFonts="맑은 고딕">
+          <w:rFonts w:ascii="맑은 고딕" w:hAnsi="맑은 고딕" w:eastAsia="맑은 고딕"/>
+          <w:b/>
+          <w:color w:val="1F2937"/>
+          <w:sz w:val="21"/>
+        </w:rPr>
+        <w:t xml:space="preserve">각종 수상경력: </w:t>
+      </w:r>
+      <w:r>
+        <w:rPr w:rFonts="맑은 고딕">
+          <w:rFonts w:ascii="맑은 고딕" w:hAnsi="맑은 고딕" w:eastAsia="맑은 고딕"/>
+          <w:b w:val="0"/>
+          <w:sz w:val="21"/>
+        </w:rPr>
+        <w:t>제35회 그래미 어워드에서 '최우수 여성 팝 보컬(Best Pop Vocal Performance, Female)'을 비롯한 다수 부문에 노미네이트되었으며, 빌보드 뮤직 어워드를 비롯한 전 세계 유수의 평단으로부터 "라이브의 완전무결성을 입증한 세기의 퍼포먼스"라는 찬사를 받았습니다.</w:t>
+      </w:r>
+    </w:p>
+    <w:p>
+      <w:pPr>
+        <w:spacing w:line="324" w:lineRule="auto" w:before="200" w:after="80"/>
+      </w:pPr>
+      <w:r>
+        <w:rPr w:rFonts="맑은 고딕">
+          <w:rFonts w:ascii="맑은 고딕" w:hAnsi="맑은 고딕" w:eastAsia="맑은 고딕"/>
+          <w:b/>
+          <w:color w:val="1E3A8A"/>
+          <w:sz w:val="24"/>
+        </w:rPr>
+        <w:t>2. 아티스트 정보</w:t>
+      </w:r>
+    </w:p>
+    <w:p>
+      <w:pPr>
+        <w:spacing w:line="324" w:lineRule="auto" w:after="80"/>
+      </w:pPr>
+      <w:r>
+        <w:rPr w:rFonts="맑은 고딕">
+          <w:rFonts w:ascii="맑은 고딕" w:hAnsi="맑은 고딕" w:eastAsia="맑은 고딕"/>
+          <w:b w:val="0"/>
+          <w:color w:val="6B7280"/>
+          <w:sz w:val="21"/>
+        </w:rPr>
+        <w:t xml:space="preserve">· </w:t>
+      </w:r>
+      <w:r>
+        <w:rPr w:rFonts="맑은 고딕">
+          <w:rFonts w:ascii="맑은 고딕" w:hAnsi="맑은 고딕" w:eastAsia="맑은 고딕"/>
+          <w:b/>
+          <w:color w:val="1F2937"/>
+          <w:sz w:val="21"/>
+        </w:rPr>
+        <w:t xml:space="preserve">국적: </w:t>
+      </w:r>
+      <w:r>
+        <w:rPr w:rFonts="맑은 고딕">
+          <w:rFonts w:ascii="맑은 고딕" w:hAnsi="맑은 고딕" w:eastAsia="맑은 고딕"/>
+          <w:b w:val="0"/>
+          <w:sz w:val="21"/>
+        </w:rPr>
+        <w:t>미국 (United States)</w:t>
+      </w:r>
+    </w:p>
+    <w:p>
+      <w:pPr>
+        <w:spacing w:line="324" w:lineRule="auto" w:after="80"/>
+      </w:pPr>
+      <w:r>
+        <w:rPr w:rFonts="맑은 고딕">
+          <w:rFonts w:ascii="맑은 고딕" w:hAnsi="맑은 고딕" w:eastAsia="맑은 고딕"/>
+          <w:b w:val="0"/>
+          <w:color w:val="6B7280"/>
+          <w:sz w:val="21"/>
+        </w:rPr>
+        <w:t xml:space="preserve">· </w:t>
+      </w:r>
+      <w:r>
+        <w:rPr w:rFonts="맑은 고딕">
+          <w:rFonts w:ascii="맑은 고딕" w:hAnsi="맑은 고딕" w:eastAsia="맑은 고딕"/>
+          <w:b/>
+          <w:color w:val="1F2937"/>
+          <w:sz w:val="21"/>
+        </w:rPr>
+        <w:t xml:space="preserve">생몰년도: </w:t>
+      </w:r>
+      <w:r>
+        <w:rPr w:rFonts="맑은 고딕">
+          <w:rFonts w:ascii="맑은 고딕" w:hAnsi="맑은 고딕" w:eastAsia="맑은 고딕"/>
+          <w:b w:val="0"/>
+          <w:sz w:val="21"/>
+        </w:rPr>
+        <w:t>1969년 3월 27일 ~ 현재</w:t>
+      </w:r>
+    </w:p>
+    <w:p>
+      <w:pPr>
+        <w:spacing w:line="324" w:lineRule="auto" w:after="80"/>
+      </w:pPr>
+      <w:r>
+        <w:rPr w:rFonts="맑은 고딕">
+          <w:rFonts w:ascii="맑은 고딕" w:hAnsi="맑은 고딕" w:eastAsia="맑은 고딕"/>
+          <w:b w:val="0"/>
+          <w:color w:val="6B7280"/>
+          <w:sz w:val="21"/>
+        </w:rPr>
+        <w:t xml:space="preserve">· </w:t>
+      </w:r>
+      <w:r>
+        <w:rPr w:rFonts="맑은 고딕">
+          <w:rFonts w:ascii="맑은 고딕" w:hAnsi="맑은 고딕" w:eastAsia="맑은 고딕"/>
+          <w:b/>
+          <w:color w:val="1F2937"/>
+          <w:sz w:val="21"/>
+        </w:rPr>
+        <w:t xml:space="preserve">그룹 소속: </w:t>
+      </w:r>
+      <w:r>
+        <w:rPr w:rFonts="맑은 고딕">
+          <w:rFonts w:ascii="맑은 고딕" w:hAnsi="맑은 고딕" w:eastAsia="맑은 고딕"/>
+          <w:b w:val="0"/>
+          <w:sz w:val="21"/>
+        </w:rPr>
+        <w:t>솔로 (Solo)</w:t>
+      </w:r>
+    </w:p>
+    <w:p>
+      <w:pPr>
+        <w:spacing w:line="324" w:lineRule="auto" w:after="80"/>
+      </w:pPr>
+      <w:r>
+        <w:rPr w:rFonts="맑은 고딕">
+          <w:rFonts w:ascii="맑은 고딕" w:hAnsi="맑은 고딕" w:eastAsia="맑은 고딕"/>
+          <w:b w:val="0"/>
+          <w:color w:val="6B7280"/>
+          <w:sz w:val="21"/>
+        </w:rPr>
+        <w:t xml:space="preserve">· </w:t>
+      </w:r>
+      <w:r>
+        <w:rPr w:rFonts="맑은 고딕">
+          <w:rFonts w:ascii="맑은 고딕" w:hAnsi="맑은 고딕" w:eastAsia="맑은 고딕"/>
+          <w:b/>
+          <w:color w:val="1F2937"/>
+          <w:sz w:val="21"/>
+        </w:rPr>
+        <w:t xml:space="preserve">아티스트 소개: </w:t>
+      </w:r>
+      <w:r>
+        <w:rPr w:rFonts="맑은 고딕">
+          <w:rFonts w:ascii="맑은 고딕" w:hAnsi="맑은 고딕" w:eastAsia="맑은 고딕"/>
+          <w:b w:val="0"/>
+          <w:sz w:val="21"/>
+        </w:rPr>
+        <w:t>5옥타브를 넘나드는 경이로운 음역대와 신비로운 휘슬 레지스터를 자유자재로 구사하는 팝과 R&amp;B의 독보적인 디바입니다. 탁월한 가창력뿐만 아니라 모든 대표곡을 직접 작사·작곡하는 뛰어난 송라이터로서, 현대 팝 보컬의 표현 영역을 한 단계 끌어올린 선구자로 평가받고 있습니다.</w:t>
+      </w:r>
+    </w:p>
+    <w:p>
+      <w:pPr>
+        <w:spacing w:line="324" w:lineRule="auto" w:before="200" w:after="80"/>
+      </w:pPr>
+      <w:r>
+        <w:rPr w:rFonts="맑은 고딕">
+          <w:rFonts w:ascii="맑은 고딕" w:hAnsi="맑은 고딕" w:eastAsia="맑은 고딕"/>
+          <w:b/>
+          <w:color w:val="1E3A8A"/>
+          <w:sz w:val="24"/>
+        </w:rPr>
+        <w:t>3. 음반 상세 분석</w:t>
+      </w:r>
+    </w:p>
+    <w:p>
+      <w:pPr>
+        <w:spacing w:line="324" w:lineRule="auto" w:after="80"/>
+      </w:pPr>
+      <w:r>
+        <w:rPr w:rFonts="맑은 고딕">
+          <w:rFonts w:ascii="맑은 고딕" w:hAnsi="맑은 고딕" w:eastAsia="맑은 고딕"/>
+          <w:b w:val="0"/>
+          <w:color w:val="6B7280"/>
+          <w:sz w:val="21"/>
+        </w:rPr>
+        <w:t xml:space="preserve">· </w:t>
+      </w:r>
+      <w:r>
+        <w:rPr w:rFonts="맑은 고딕">
+          <w:rFonts w:ascii="맑은 고딕" w:hAnsi="맑은 고딕" w:eastAsia="맑은 고딕"/>
+          <w:b/>
+          <w:color w:val="1F2937"/>
+          <w:sz w:val="21"/>
+        </w:rPr>
+        <w:t xml:space="preserve">역사적 위치: </w:t>
+      </w:r>
+      <w:r>
+        <w:rPr w:rFonts="맑은 고딕">
+          <w:rFonts w:ascii="맑은 고딕" w:hAnsi="맑은 고딕" w:eastAsia="맑은 고딕"/>
+          <w:b w:val="0"/>
+          <w:sz w:val="21"/>
+        </w:rPr>
+        <w:t>1990년대 초반, 오버프로듀싱된 스튜디오 팝에 피로를 느끼던 대중음악계에 날것 그대로의 어쿠스틱 사운드와 순수한 가창의 미덕을 일깨운 역사적 분수령입니다. 보컬 이펙터에 의존하지 않는 라이브 퍼포먼스 또한 스튜디오 정규 앨범 이상의 예술적 완성도와 영속성을 지닐 수 있음을 완벽히 증명한 기념비적인 작품입니다.</w:t>
+      </w:r>
+    </w:p>
+    <w:p>
+      <w:pPr>
+        <w:spacing w:line="324" w:lineRule="auto" w:after="80"/>
+      </w:pPr>
+      <w:r>
+        <w:rPr w:rFonts="맑은 고딕">
+          <w:rFonts w:ascii="맑은 고딕" w:hAnsi="맑은 고딕" w:eastAsia="맑은 고딕"/>
+          <w:b w:val="0"/>
+          <w:color w:val="6B7280"/>
+          <w:sz w:val="21"/>
+        </w:rPr>
+        <w:t xml:space="preserve">· </w:t>
+      </w:r>
+      <w:r>
+        <w:rPr w:rFonts="맑은 고딕">
+          <w:rFonts w:ascii="맑은 고딕" w:hAnsi="맑은 고딕" w:eastAsia="맑은 고딕"/>
+          <w:b/>
+          <w:color w:val="1F2937"/>
+          <w:sz w:val="21"/>
+        </w:rPr>
+        <w:t xml:space="preserve">시대의 흔적(스토리텔링): </w:t>
+      </w:r>
+      <w:r>
+        <w:rPr w:rFonts="맑은 고딕">
+          <w:rFonts w:ascii="맑은 고딕" w:hAnsi="맑은 고딕" w:eastAsia="맑은 고딕"/>
+          <w:b w:val="0"/>
+          <w:sz w:val="21"/>
+        </w:rPr>
+        <w:t>1990년대 초, 전 세계 청춘들이 MTV 화면을 통해 브라운관 너머의 아티스트와 정서적으로 교감하던 그 시절의 낭만이 짙게 배어 있습니다. 은은한 조명 아래 옹기종기 모여 앉은 관객들의 숨죽인 탄성과 무대 위의 긴장감은, 당시 아날로그와 디지털의 경계에 서 있던 청년 문화의 순수한 열정을 고스란히 환기합니다.</w:t>
+      </w:r>
+    </w:p>
+    <w:p>
+      <w:pPr>
+        <w:spacing w:line="324" w:lineRule="auto" w:before="200" w:after="80"/>
+      </w:pPr>
+      <w:r>
+        <w:rPr w:rFonts="맑은 고딕">
+          <w:rFonts w:ascii="맑은 고딕" w:hAnsi="맑은 고딕" w:eastAsia="맑은 고딕"/>
+          <w:b/>
+          <w:color w:val="1E3A8A"/>
+          <w:sz w:val="24"/>
+        </w:rPr>
+        <w:t>4. 주요 수록곡 및 감상 제언</w:t>
+      </w:r>
+    </w:p>
+    <w:p>
+      <w:pPr>
+        <w:spacing w:line="324" w:lineRule="auto" w:after="80"/>
+      </w:pPr>
+      <w:r>
+        <w:rPr w:rFonts="맑은 고딕">
+          <w:rFonts w:ascii="맑은 고딕" w:hAnsi="맑은 고딕" w:eastAsia="맑은 고딕"/>
+          <w:b w:val="0"/>
+          <w:color w:val="6B7280"/>
+          <w:sz w:val="21"/>
+        </w:rPr>
+        <w:t xml:space="preserve">· </w:t>
+      </w:r>
+      <w:r>
+        <w:rPr w:rFonts="맑은 고딕">
+          <w:rFonts w:ascii="맑은 고딕" w:hAnsi="맑은 고딕" w:eastAsia="맑은 고딕"/>
+          <w:b/>
+          <w:color w:val="1F2937"/>
+          <w:sz w:val="21"/>
+        </w:rPr>
+        <w:t xml:space="preserve">주요 수록곡 특징: </w:t>
+      </w:r>
+      <w:r>
+        <w:rPr w:rFonts="맑은 고딕">
+          <w:rFonts w:ascii="맑은 고딕" w:hAnsi="맑은 고딕" w:eastAsia="맑은 고딕"/>
+          <w:b w:val="0"/>
+          <w:sz w:val="21"/>
+        </w:rPr>
+        <w:t>첫 곡 'Emotions'는 폭발적인 성량과 환상적인 휘슬 레지스터로 단숨에 공간을 압도하며, 캐롤 킹과 협업한 'If It's Over'는 농밀한 소울과 블루스의 서정을 처연하게 뿜어냅니다. 특히 트레이 로렌즈와의 호흡으로 잭슨 파이브의 명곡을 재해석한 'I'll Be There'는 절제된 따스함과 완벽한 보컬 하모니의 극치를 보여주며, 데뷔곡 'Vision of Love'는 한층 성숙해진 거장의 호흡을 선사합니다.</w:t>
+      </w:r>
+    </w:p>
+    <w:p>
+      <w:pPr>
+        <w:spacing w:line="324" w:lineRule="auto" w:after="80"/>
+      </w:pPr>
+      <w:r>
+        <w:rPr w:rFonts="맑은 고딕">
+          <w:rFonts w:ascii="맑은 고딕" w:hAnsi="맑은 고딕" w:eastAsia="맑은 고딕"/>
+          <w:b w:val="0"/>
+          <w:color w:val="6B7280"/>
+          <w:sz w:val="21"/>
+        </w:rPr>
+        <w:t xml:space="preserve">· </w:t>
+      </w:r>
+      <w:r>
+        <w:rPr w:rFonts="맑은 고딕">
+          <w:rFonts w:ascii="맑은 고딕" w:hAnsi="맑은 고딕" w:eastAsia="맑은 고딕"/>
+          <w:b/>
+          <w:color w:val="1F2937"/>
+          <w:sz w:val="21"/>
+        </w:rPr>
+        <w:t xml:space="preserve">빈티지 감상 제언: </w:t>
+      </w:r>
+      <w:r>
+        <w:rPr w:rFonts="맑은 고딕">
+          <w:rFonts w:ascii="맑은 고딕" w:hAnsi="맑은 고딕" w:eastAsia="맑은 고딕"/>
+          <w:b w:val="0"/>
+          <w:sz w:val="21"/>
+        </w:rPr>
+        <w:t>진공관 앰프 특유의 두터운 질감과 턴테이블 카트리지가 만날 때, 보컬의 미세한 비브라토와 마이크를 스치는 숨소리, 피아노 건반의 영롱한 타건음이 마치 눈앞의 소극장에 앉아 있는 듯한 입체적인 음장감으로 피어납니다. 풍성한 중저역을 바탕으로 악기들과 목소리가 만들어내는 유기적인 배음의 결을 천천히 음미해 보시기를 권합니다.</w:t>
+      </w:r>
+    </w:p>
+    <w:p>
+      <w:pPr>
+        <w:spacing w:line="324" w:lineRule="auto" w:after="80"/>
+      </w:pPr>
+      <w:r>
+        <w:rPr w:rFonts="맑은 고딕">
+          <w:rFonts w:ascii="맑은 고딕" w:hAnsi="맑은 고딕" w:eastAsia="맑은 고딕"/>
+          <w:b w:val="0"/>
+          <w:color w:val="6B7280"/>
+          <w:sz w:val="21"/>
+        </w:rPr>
+        <w:t xml:space="preserve">· </w:t>
+      </w:r>
+      <w:r>
+        <w:rPr w:rFonts="맑은 고딕">
+          <w:rFonts w:ascii="맑은 고딕" w:hAnsi="맑은 고딕" w:eastAsia="맑은 고딕"/>
+          <w:b/>
+          <w:color w:val="1F2937"/>
+          <w:sz w:val="21"/>
+        </w:rPr>
+        <w:t xml:space="preserve">소장 가치: </w:t>
+      </w:r>
+      <w:r>
+        <w:rPr w:rFonts="맑은 고딕">
+          <w:rFonts w:ascii="맑은 고딕" w:hAnsi="맑은 고딕" w:eastAsia="맑은 고딕"/>
+          <w:b w:val="0"/>
+          <w:sz w:val="21"/>
+        </w:rPr>
+        <w:t>머라이어 캐리 보컬 전성기의 가장 찬란하고 흠결 없는 순간을 물리적인 아날로그 매체로 간직할 수 있는 귀중한 아카이브입니다. 디지털 음원으로는 결코 도달할 수 없는 어쿠스틱 무대의 공기감과 따뜻한 현장감이 온전히 박제되어 있어, 모든 LP 애호가가 서가에 반드시 갖추어야 할 불후의 명반입니다.</w:t>
+      </w:r>
+    </w:p>
+    <w:p>
+      <w:pPr>
+        <w:spacing w:line="324" w:lineRule="auto" w:after="120" w:before="160"/>
+      </w:pPr>
+      <w:r>
+        <w:rPr w:rFonts="맑은 고딕">
+          <w:rFonts w:ascii="맑은 고딕" w:hAnsi="맑은 고딕" w:eastAsia="맑은 고딕"/>
+          <w:b/>
+          <w:color w:val="4338CA"/>
+          <w:sz w:val="21"/>
+        </w:rPr>
+        <w:t>이 음반을 통해 화려한 기교를 넘어 순수한 목소리가 영혼을 어루만지며 전해주는 감동을 다시 한번 경험해 보시는 것은 어떨까요?</w:t>
       </w:r>
     </w:p>
     <w:sectPr>
       <w:pgSz w:w="12240" w:h="15840"/>
-      <w:pgMar w:top="1440" w:right="1440" w:bottom="1440" w:left="1440" w:header="720" w:footer="720" w:gutter="0"/>
+      <w:pgMar w:top="1152" w:right="1296" w:bottom="1152" w:left="1296" w:header="720" w:footer="720" w:gutter="0"/>
       <w:cols w:space="720"/>
       <w:docGrid w:linePitch="360"/>
     </w:sectPr>

--- a/word_reports/LP_0232_위치_285_Mariah Carey_MTV Unplugge.docx
+++ b/word_reports/LP_0232_위치_285_Mariah Carey_MTV Unplugge.docx
@@ -32,7 +32,7 @@
     </w:p>
     <w:p>
       <w:pPr>
-        <w:spacing w:line="324" w:lineRule="auto" w:before="80" w:after="160"/>
+        <w:spacing w:line="324" w:lineRule="auto" w:before="80" w:after="120"/>
       </w:pPr>
       <w:r>
         <w:rPr w:rFonts="맑은 고딕">
@@ -42,13 +42,6 @@
           <w:sz w:val="22"/>
         </w:rPr>
         <w:t xml:space="preserve">[음반 소개] </w:t>
-      </w:r>
-      <w:r>
-        <w:rPr w:rFonts="맑은 고딕">
-          <w:rFonts w:ascii="맑은 고딕" w:hAnsi="맑은 고딕" w:eastAsia="맑은 고딕"/>
-          <w:b w:val="0"/>
-          <w:sz w:val="21"/>
-        </w:rPr>
       </w:r>
     </w:p>
     <w:p>
@@ -61,7 +54,33 @@
           <w:b w:val="0"/>
           <w:sz w:val="21"/>
         </w:rPr>
-        <w:t>1990년대 초, 화려한 스튜디오 세션 뒤에 가려진 기획 상품이라는 세간의 편견을 단 한 번의 숨결과 경이로운 음역으로 잠재운 음악사의 찬란한 증언입니다. 인위적인 전자음을 걷어내고 오직 어쿠스틱 악기와 인간의 목소리만으로 무대를 가득 채운 이 실황은, 머라이어 캐리가 단순한 팝스타를 넘어 불멸의 마에스트로임을 전 세계에 각인시킨 결정적 순간이었습니다. 바이닐의 소리골을 타고 흐르는 그녀의 미세한 떨림과 깊은 호흡은 세월이 흘러도 퇴색되지 않는 아날로그의 숭고한 미학을 오롯이 품고 있습니다.</w:t>
+        <w:t>1990년대 초, 팝 음악계는 경이로운 신성의 등장으로 거대한 지각변동을 겪고 있었습니다. 데뷔와 동시에 빌보드 차트를 석권하며 5옥타브를 넘나드는 초인적인 음역대를 선보인 머라이어 캐리는 전 세계를 경탄케 했으나, 일각에서는 그녀의 완벽한 고음과 화려한 테크닉이 '스튜디오 기술의 산물이 아니냐'는 편견 어린 시선을 보내기도 했습니다. 거대한 찬사와 의구심이 교차하던 1992년 3월 16일, 스물두 살의 젊은 디바는 뉴욕 퀸스의 카우프만 아스토리아 스튜디오에서 열린 MTV 언플러그드(MTV Unplugged) 무대에 오릅니다. 어떠한 전자적 왜곡도, 화려한 스튜디오 이펙트도 허용되지 않는 이 무방비의 어쿠스틱 공간은 오직 그녀의 순수한 목소리만을 심판대에 올리는 결단의 장이었습니다.</w:t>
+      </w:r>
+    </w:p>
+    <w:p>
+      <w:pPr>
+        <w:spacing w:line="324" w:lineRule="auto" w:after="120"/>
+      </w:pPr>
+      <w:r>
+        <w:rPr w:rFonts="맑은 고딕">
+          <w:rFonts w:ascii="맑은 고딕" w:hAnsi="맑은 고딕" w:eastAsia="맑은 고딕"/>
+          <w:b w:val="0"/>
+          <w:sz w:val="21"/>
+        </w:rPr>
+        <w:t>결과는 대중음악사에 길이 남을 위대한 승리였습니다. 화려한 기계음을 걷어내고 피아노와 어쿠스틱 기타, 풍성한 코러스와 브라스 세션만으로 채워진 공간에서 머라이어 캐리는 스튜디오 앨범의 완성도를 아득히 뛰어넘는 압도적인 성량과 정교한 보컬 컨트롤을 선보였습니다. 가슴을 에는 듯한 호소력 짙은 진성에서부터 영롱하게 공기를 가르는 휘슬 레지스터(초고음역 가성)에 이르기까지, 그녀가 토해내는 한 음 한 음은 인위적인 조작설을 단숨에 잠재우고 당대 최고의 가창자이자 진정한 예술가로서의 위상을 확고히 각인시켰습니다.</w:t>
+      </w:r>
+    </w:p>
+    <w:p>
+      <w:pPr>
+        <w:spacing w:line="324" w:lineRule="auto" w:after="120"/>
+      </w:pPr>
+      <w:r>
+        <w:rPr w:rFonts="맑은 고딕">
+          <w:rFonts w:ascii="맑은 고딕" w:hAnsi="맑은 고딕" w:eastAsia="맑은 고딕"/>
+          <w:b w:val="0"/>
+          <w:sz w:val="21"/>
+        </w:rPr>
+        <w:t>세월이 흘러 수많은 라이브 실황 앨범들이 잊혀졌음에도, 머라이어 캐리의 《MTV Unplugged》가 여전히 불멸의 명반으로 추앙받는 이유는 완벽한 기교 너머에 깃든 진솔한 서정성 때문입니다. 잭슨 파이브(Jackson 5)의 명곡을 재해석하여 전 세계인의 심금을 울린 "I'll Be There"를 비롯해, 그녀가 전하고자 했던 것은 단순한 음역의 과시가 아닌 영혼의 교감이었습니다. 아날로그 바이닐의 소리골을 타고 흐르는 현장의 미세한 숨결과 떨림은 오늘날 디지털 음원에서는 결코 맛볼 수 없는 따뜻하고 깊은 울림으로 다가오며, 찬란했던 팝의 황금기를 관통하는 영원한 감동의 기록으로 남아 있습니다.</w:t>
       </w:r>
     </w:p>
     <w:p>
@@ -168,7 +187,7 @@
           <w:b w:val="0"/>
           <w:sz w:val="21"/>
         </w:rPr>
-        <w:t>1992년 6월 2일 발매된 라이브 EP 앨범으로, 뉴욕 퀸스의 카우프만 아스토리아 스튜디오에서 녹음된 MTV의 대표적인 어쿠스틱 공연 실황을 품격 있게 담아낸 명반입니다.</w:t>
+        <w:t>1992년 6월 2일 컬럼비아 레코드(Columbia Records)를 통해 발매된 머라이어 캐리의 첫 공식 라이브 EP 음반입니다. MTV 언플러그드 방송 실황의 폭발적인 대중적 반향에 힘입어 전격 발매되었습니다.</w:t>
       </w:r>
     </w:p>
     <w:p>
@@ -199,7 +218,7 @@
           <w:b w:val="0"/>
           <w:sz w:val="21"/>
         </w:rPr>
-        <w:t>발매 직후 빌보드 200 앨범 차트 3위까지 치솟았으며, 미국 내에서만 400만 장(4× Platinum) 이상, 전 세계적으로 700만 장 이상의 경이적인 판매고를 기록하며 라이브 EP로는 이례적인 대성공을 거두었습니다.</w:t>
+        <w:t>발매 직후 미국 빌보드 200 차트 3위에 올랐으며, 미국 내에서만 300만 장(3x 플래티넘) 이상, 전 세계적으로 700만 장 이상의 판매고를 올리며 라이브 미니 앨범으로서는 대중음악 역사상 유례없는 상업적 대성공을 거두었습니다.</w:t>
       </w:r>
     </w:p>
     <w:p>
@@ -230,7 +249,7 @@
           <w:b w:val="0"/>
           <w:sz w:val="21"/>
         </w:rPr>
-        <w:t>제35회 그래미 어워드에서 '최우수 여성 팝 보컬(Best Pop Vocal Performance, Female)'을 비롯한 다수 부문에 노미네이트되었으며, 빌보드 뮤직 어워드를 비롯한 전 세계 유수의 평단으로부터 "라이브의 완전무결성을 입증한 세기의 퍼포먼스"라는 찬사를 받았습니다.</w:t>
+        <w:t>수록곡 "I'll Be There"가 빌보드 핫 100 1위를 차지했으며, 제35회 그래미 어워드에서 '최우수 여성 팝 보컬 퍼포먼스' 및 '최우수 R&amp;B 듀오/그룹 보컬 퍼포먼스' 부문에 노미네이트되며 평단과 대중의 극찬을 동시에 받았습니다.</w:t>
       </w:r>
     </w:p>
     <w:p>
@@ -275,7 +294,7 @@
           <w:b w:val="0"/>
           <w:sz w:val="21"/>
         </w:rPr>
-        <w:t>미국 (United States)</w:t>
+        <w:t>미국</w:t>
       </w:r>
     </w:p>
     <w:p>
@@ -337,7 +356,7 @@
           <w:b w:val="0"/>
           <w:sz w:val="21"/>
         </w:rPr>
-        <w:t>솔로 (Solo)</w:t>
+        <w:t>솔로</w:t>
       </w:r>
     </w:p>
     <w:p>
@@ -368,7 +387,7 @@
           <w:b w:val="0"/>
           <w:sz w:val="21"/>
         </w:rPr>
-        <w:t>5옥타브를 넘나드는 경이로운 음역대와 신비로운 휘슬 레지스터를 자유자재로 구사하는 팝과 R&amp;B의 독보적인 디바입니다. 탁월한 가창력뿐만 아니라 모든 대표곡을 직접 작사·작곡하는 뛰어난 송라이터로서, 현대 팝 보컬의 표현 영역을 한 단계 끌어올린 선구자로 평가받고 있습니다.</w:t>
+        <w:t>5옥타브를 자유자재로 넘나드는 음역과 독창적인 휘슬 레지스터, 정교한 멜리즈마 창법을 대중화하며 현대 팝/R&amp;B 보컬의 기틀을 완성한 전설적인 디바입니다. 솔로 아티스트 역대 최다인 19곡의 빌보드 핫 100 1위 기록을 보유한 불세출의 보컬리스트이자 탁월한 송라이터입니다.</w:t>
       </w:r>
     </w:p>
     <w:p>
@@ -413,7 +432,7 @@
           <w:b w:val="0"/>
           <w:sz w:val="21"/>
         </w:rPr>
-        <w:t>1990년대 초반, 오버프로듀싱된 스튜디오 팝에 피로를 느끼던 대중음악계에 날것 그대로의 어쿠스틱 사운드와 순수한 가창의 미덕을 일깨운 역사적 분수령입니다. 보컬 이펙터에 의존하지 않는 라이브 퍼포먼스 또한 스튜디오 정규 앨범 이상의 예술적 완성도와 영속성을 지닐 수 있음을 완벽히 증명한 기념비적인 작품입니다.</w:t>
+        <w:t>스튜디오 가공에 의존한다는 항간의 오해를 완벽한 육성 라이브로 격파하며, 머라이어 캐리를 '당대 최고의 가창자' 반열에 확고히 올려놓은 역사적 분기점입니다. 어쿠스틱 편성 속에서도 빛나는 가창력의 힘을 증명하여 90년대 MTV 언플러그드 시리즈 전체를 상징하는 최정상의 명반 중 하나로 평가받습니다.</w:t>
       </w:r>
     </w:p>
     <w:p>
@@ -444,7 +463,7 @@
           <w:b w:val="0"/>
           <w:sz w:val="21"/>
         </w:rPr>
-        <w:t>1990년대 초, 전 세계 청춘들이 MTV 화면을 통해 브라운관 너머의 아티스트와 정서적으로 교감하던 그 시절의 낭만이 짙게 배어 있습니다. 은은한 조명 아래 옹기종기 모여 앉은 관객들의 숨죽인 탄성과 무대 위의 긴장감은, 당시 아날로그와 디지털의 경계에 서 있던 청년 문화의 순수한 열정을 고스란히 환기합니다.</w:t>
+        <w:t>신시사이저 중심의 화려한 전자음악이 지배하던 80년대를 지나, 90년대 초반 음악 본연의 진정성과 날것의 어쿠스틱 사운드로 회귀하고자 했던 당대 청춘들의 문화적 갈망이 고스란히 담겨 있습니다. 브라운관을 통해 퍼져나간 머라이어의 울림은 당시 불안과 희망이 교차하던 시대를 위로하는 따스한 안식처가 되어주었습니다.</w:t>
       </w:r>
     </w:p>
     <w:p>
@@ -489,7 +508,130 @@
           <w:b w:val="0"/>
           <w:sz w:val="21"/>
         </w:rPr>
-        <w:t>첫 곡 'Emotions'는 폭발적인 성량과 환상적인 휘슬 레지스터로 단숨에 공간을 압도하며, 캐롤 킹과 협업한 'If It's Over'는 농밀한 소울과 블루스의 서정을 처연하게 뿜어냅니다. 특히 트레이 로렌즈와의 호흡으로 잭슨 파이브의 명곡을 재해석한 'I'll Be There'는 절제된 따스함과 완벽한 보컬 하모니의 극치를 보여주며, 데뷔곡 'Vision of Love'는 한층 성숙해진 거장의 호흡을 선사합니다.</w:t>
+      </w:r>
+    </w:p>
+    <w:p>
+      <w:pPr>
+        <w:spacing w:line="324" w:lineRule="auto" w:after="80"/>
+      </w:pPr>
+      <w:r>
+        <w:rPr w:rFonts="맑은 고딕">
+          <w:rFonts w:ascii="맑은 고딕" w:hAnsi="맑은 고딕" w:eastAsia="맑은 고딕"/>
+          <w:b w:val="0"/>
+          <w:color w:val="6B7280"/>
+          <w:sz w:val="21"/>
+        </w:rPr>
+        <w:t xml:space="preserve">· </w:t>
+      </w:r>
+      <w:r>
+        <w:rPr w:rFonts="맑은 고딕">
+          <w:rFonts w:ascii="맑은 고딕" w:hAnsi="맑은 고딕" w:eastAsia="맑은 고딕"/>
+          <w:b/>
+          <w:color w:val="1F2937"/>
+          <w:sz w:val="21"/>
+        </w:rPr>
+        <w:t xml:space="preserve">"Emotions": </w:t>
+      </w:r>
+      <w:r>
+        <w:rPr w:rFonts="맑은 고딕">
+          <w:rFonts w:ascii="맑은 고딕" w:hAnsi="맑은 고딕" w:eastAsia="맑은 고딕"/>
+          <w:b w:val="0"/>
+          <w:sz w:val="21"/>
+        </w:rPr>
+        <w:t>원곡을 뛰어넘는 폭발적인 라이브 에너지와 경이로운 휘슬 레지스터가 스튜디오를 전율케 하는 앨범의 화려한 서막입니다.</w:t>
+      </w:r>
+    </w:p>
+    <w:p>
+      <w:pPr>
+        <w:spacing w:line="324" w:lineRule="auto" w:after="80"/>
+      </w:pPr>
+      <w:r>
+        <w:rPr w:rFonts="맑은 고딕">
+          <w:rFonts w:ascii="맑은 고딕" w:hAnsi="맑은 고딕" w:eastAsia="맑은 고딕"/>
+          <w:b w:val="0"/>
+          <w:color w:val="6B7280"/>
+          <w:sz w:val="21"/>
+        </w:rPr>
+        <w:t xml:space="preserve">· </w:t>
+      </w:r>
+      <w:r>
+        <w:rPr w:rFonts="맑은 고딕">
+          <w:rFonts w:ascii="맑은 고딕" w:hAnsi="맑은 고딕" w:eastAsia="맑은 고딕"/>
+          <w:b/>
+          <w:color w:val="1F2937"/>
+          <w:sz w:val="21"/>
+        </w:rPr>
+        <w:t xml:space="preserve">"If It's Over": </w:t>
+      </w:r>
+      <w:r>
+        <w:rPr w:rFonts="맑은 고딕">
+          <w:rFonts w:ascii="맑은 고딕" w:hAnsi="맑은 고딕" w:eastAsia="맑은 고딕"/>
+          <w:b w:val="0"/>
+          <w:sz w:val="21"/>
+        </w:rPr>
+        <w:t>전설적인 싱어송라이터 캐롤 킹과 협업한 트랙으로, 묵직한 브라스 세션과 머라이어의 처절하리만치 짙은 블루스 감성이 진한 비장미를 자아냅니다.</w:t>
+      </w:r>
+    </w:p>
+    <w:p>
+      <w:pPr>
+        <w:spacing w:line="324" w:lineRule="auto" w:after="80"/>
+      </w:pPr>
+      <w:r>
+        <w:rPr w:rFonts="맑은 고딕">
+          <w:rFonts w:ascii="맑은 고딕" w:hAnsi="맑은 고딕" w:eastAsia="맑은 고딕"/>
+          <w:b w:val="0"/>
+          <w:color w:val="6B7280"/>
+          <w:sz w:val="21"/>
+        </w:rPr>
+        <w:t xml:space="preserve">· </w:t>
+      </w:r>
+      <w:r>
+        <w:rPr w:rFonts="맑은 고딕">
+          <w:rFonts w:ascii="맑은 고딕" w:hAnsi="맑은 고딕" w:eastAsia="맑은 고딕"/>
+          <w:b/>
+          <w:color w:val="1F2937"/>
+          <w:sz w:val="21"/>
+        </w:rPr>
+        <w:t xml:space="preserve">"I'll Be There": </w:t>
+      </w:r>
+      <w:r>
+        <w:rPr w:rFonts="맑은 고딕">
+          <w:rFonts w:ascii="맑은 고딕" w:hAnsi="맑은 고딕" w:eastAsia="맑은 고딕"/>
+          <w:b w:val="0"/>
+          <w:sz w:val="21"/>
+        </w:rPr>
+        <w:t>백보컬 트레이 로렌즈(Trey Lorenz)와의 환상적인 하모니로 모타운의 고전을 우아하고 숭고한 팝 소울 발라드로 재탄생시킨 본 앨범 최고의 명연입니다.</w:t>
+      </w:r>
+    </w:p>
+    <w:p>
+      <w:pPr>
+        <w:spacing w:line="324" w:lineRule="auto" w:after="80"/>
+      </w:pPr>
+      <w:r>
+        <w:rPr w:rFonts="맑은 고딕">
+          <w:rFonts w:ascii="맑은 고딕" w:hAnsi="맑은 고딕" w:eastAsia="맑은 고딕"/>
+          <w:b w:val="0"/>
+          <w:color w:val="6B7280"/>
+          <w:sz w:val="21"/>
+        </w:rPr>
+        <w:t xml:space="preserve">· </w:t>
+      </w:r>
+      <w:r>
+        <w:rPr w:rFonts="맑은 고딕">
+          <w:rFonts w:ascii="맑은 고딕" w:hAnsi="맑은 고딕" w:eastAsia="맑은 고딕"/>
+          <w:b/>
+          <w:color w:val="1F2937"/>
+          <w:sz w:val="21"/>
+        </w:rPr>
+        <w:t xml:space="preserve">"Vision of Love": </w:t>
+      </w:r>
+      <w:r>
+        <w:rPr w:rFonts="맑은 고딕">
+          <w:rFonts w:ascii="맑은 고딕" w:hAnsi="맑은 고딕" w:eastAsia="맑은 고딕"/>
+          <w:b w:val="0"/>
+          <w:sz w:val="21"/>
+        </w:rPr>
+        <w:t>데뷔곡을 어쿠스틱 사운드로 재해석하여, 그녀의 전매특허인 섬세한 숨소리와 화려한 멜리즈마 기교를 오롯이 만끽할 수 있는 트랙입니다.</w:t>
       </w:r>
     </w:p>
     <w:p>
@@ -520,7 +662,7 @@
           <w:b w:val="0"/>
           <w:sz w:val="21"/>
         </w:rPr>
-        <w:t>진공관 앰프 특유의 두터운 질감과 턴테이블 카트리지가 만날 때, 보컬의 미세한 비브라토와 마이크를 스치는 숨소리, 피아노 건반의 영롱한 타건음이 마치 눈앞의 소극장에 앉아 있는 듯한 입체적인 음장감으로 피어납니다. 풍성한 중저역을 바탕으로 악기들과 목소리가 만들어내는 유기적인 배음의 결을 천천히 음미해 보시기를 권합니다.</w:t>
+        <w:t>LP 특유의 두터운 질감은 어쿠스틱 피아노의 타건 잔향과 콘트라베이스의 풍성한 저음을 자연스럽게 살려냅니다. 진공관 앰프의 온기를 거친 턴테이블 바늘이 머라이어 캐리의 호흡과 공기의 떨림까지 긁어 올릴 때, 현장의 관객석 한가운데 앉아 있는 듯한 생생하고 입체적인 무대감을 온전히 체험하실 수 있습니다.</w:t>
       </w:r>
     </w:p>
     <w:p>
@@ -551,7 +693,7 @@
           <w:b w:val="0"/>
           <w:sz w:val="21"/>
         </w:rPr>
-        <w:t>머라이어 캐리 보컬 전성기의 가장 찬란하고 흠결 없는 순간을 물리적인 아날로그 매체로 간직할 수 있는 귀중한 아카이브입니다. 디지털 음원으로는 결코 도달할 수 없는 어쿠스틱 무대의 공기감과 따뜻한 현장감이 온전히 박제되어 있어, 모든 LP 애호가가 서가에 반드시 갖추어야 할 불후의 명반입니다.</w:t>
+        <w:t>전성기 머라이어 캐리의 무결점 보컬을 인위적인 디지털 보정 없이 순수한 아날로그 사운드로 감상할 수 있는 귀중한 실물 음반입니다. 90년대 팝 보컬의 정점을 상징하는 역사적 사료이자, LP 애호가라면 서가에 필히 갖추어야 할 필청의 명반입니다.</w:t>
       </w:r>
     </w:p>
     <w:p>
@@ -565,7 +707,7 @@
           <w:color w:val="4338CA"/>
           <w:sz w:val="21"/>
         </w:rPr>
-        <w:t>이 음반을 통해 화려한 기교를 넘어 순수한 목소리가 영혼을 어루만지며 전해주는 감동을 다시 한번 경험해 보시는 것은 어떨까요?</w:t>
+        <w:t>이 음반을 통해 아날로그 바늘 끝에서 피어나는 세기의 목소리가 전해주는 감동을 다시 한번 경험해 보시는 것은 어떨까요?</w:t>
       </w:r>
     </w:p>
     <w:sectPr>
